--- a/Gabriel/.Net Vue/GABRIEL POPA.docx
+++ b/Gabriel/.Net Vue/GABRIEL POPA.docx
@@ -52,18 +52,7 @@
           <w:color w:val="4472C4" w:themeColor="accent5"/>
           <w:szCs w:val="36"/>
         </w:rPr>
-        <w:t>Senior Softwar</w:t>
-      </w:r>
-      <w:bookmarkStart w:id="0" w:name="_GoBack"/>
-      <w:bookmarkEnd w:id="0"/>
-      <w:r>
-        <w:rPr>
-          <w:b/>
-          <w:bCs/>
-          <w:color w:val="4472C4" w:themeColor="accent5"/>
-          <w:szCs w:val="36"/>
-        </w:rPr>
-        <w:t>e Engineer</w:t>
+        <w:t>Senior Software Engineer</w:t>
       </w:r>
       <w:r>
         <w:rPr>
@@ -204,61 +193,10 @@
           <w:sz w:val="20"/>
           <w:szCs w:val="28"/>
         </w:rPr>
-        <w:t>, Romania</w:t>
-      </w:r>
-      <w:r>
-        <w:rPr>
-          <w:rStyle w:val="NormalWebChar"/>
-          <w:rFonts w:asciiTheme="majorBidi" w:hAnsiTheme="majorBidi" w:cstheme="majorBidi"/>
-          <w:bCs/>
-          <w:color w:val="000000" w:themeColor="text1"/>
-          <w:sz w:val="20"/>
-          <w:szCs w:val="28"/>
-        </w:rPr>
-        <w:t xml:space="preserve"> | </w:t>
-      </w:r>
-      <w:r>
-        <w:rPr>
-          <w:rStyle w:val="NormalWebChar"/>
-          <w:rFonts w:asciiTheme="majorBidi" w:hAnsiTheme="majorBidi" w:cstheme="majorBidi"/>
-          <w:bCs/>
-          <w:color w:val="000000" w:themeColor="text1"/>
-          <w:sz w:val="20"/>
-          <w:szCs w:val="28"/>
-        </w:rPr>
-        <w:t xml:space="preserve">+40 764309991 | </w:t>
-      </w:r>
-      <w:r>
-        <w:rPr>
-          <w:rFonts w:asciiTheme="majorBidi" w:eastAsia="Times New Roman" w:hAnsiTheme="majorBidi" w:cstheme="majorBidi"/>
-          <w:bCs/>
-          <w:color w:val="000000" w:themeColor="text1"/>
-          <w:szCs w:val="27"/>
-          <w:lang w:eastAsia="en-US"/>
-        </w:rPr>
-        <w:t>popagabriel0523@outlook.com</w:t>
-      </w:r>
-      <w:r>
-        <w:rPr>
-          <w:rFonts w:asciiTheme="majorBidi" w:eastAsia="Times New Roman" w:hAnsiTheme="majorBidi" w:cstheme="majorBidi"/>
-          <w:bCs/>
-          <w:color w:val="000000" w:themeColor="text1"/>
-          <w:szCs w:val="27"/>
-          <w:lang w:eastAsia="en-US"/>
-        </w:rPr>
-        <w:t xml:space="preserve"> | </w:t>
-      </w:r>
-      <w:r>
-        <w:rPr>
-          <w:rStyle w:val="NormalWebChar"/>
-          <w:rFonts w:asciiTheme="majorBidi" w:hAnsiTheme="majorBidi" w:cstheme="majorBidi"/>
-          <w:bCs/>
-          <w:color w:val="000000" w:themeColor="text1"/>
-          <w:sz w:val="20"/>
-          <w:szCs w:val="27"/>
-        </w:rPr>
-        <w:t>https://www.linkedin.com/in/gabriel-popa-89ba643a4/</w:t>
-      </w:r>
+        <w:t>, Romania | +40 764309991 | gabrielpdev@outlook.com | https://www.linkedin.com/in/gabriel-popa-12890b414/</w:t>
+      </w:r>
+      <w:bookmarkStart w:id="0" w:name="_GoBack"/>
+      <w:bookmarkEnd w:id="0"/>
     </w:p>
     <w:p>
       <w:pPr>
@@ -505,7 +443,6 @@
         </w:rPr>
         <w:t xml:space="preserve">, </w:t>
       </w:r>
-      <w:proofErr w:type="spellStart"/>
       <w:r>
         <w:rPr>
           <w:rStyle w:val="Strong"/>
@@ -514,7 +451,6 @@
         </w:rPr>
         <w:t>PostgreSQL</w:t>
       </w:r>
-      <w:proofErr w:type="spellEnd"/>
       <w:r>
         <w:rPr>
           <w:rFonts w:ascii="Times New Roman" w:hAnsi="Times New Roman" w:cs="Times New Roman"/>
@@ -552,7 +488,6 @@
         </w:rPr>
         <w:t xml:space="preserve">, </w:t>
       </w:r>
-      <w:proofErr w:type="spellStart"/>
       <w:r>
         <w:rPr>
           <w:rStyle w:val="Strong"/>
@@ -561,7 +496,6 @@
         </w:rPr>
         <w:t>Docker</w:t>
       </w:r>
-      <w:proofErr w:type="spellEnd"/>
       <w:r>
         <w:rPr>
           <w:rFonts w:ascii="Times New Roman" w:hAnsi="Times New Roman" w:cs="Times New Roman"/>
@@ -1187,7 +1121,6 @@
         </w:rPr>
         <w:t xml:space="preserve">, </w:t>
       </w:r>
-      <w:proofErr w:type="spellStart"/>
       <w:r>
         <w:rPr>
           <w:rFonts w:ascii="Times New Roman" w:eastAsia="Times New Roman" w:hAnsi="Times New Roman" w:cs="Times New Roman"/>
@@ -1199,7 +1132,6 @@
         </w:rPr>
         <w:t>PostgreSQL</w:t>
       </w:r>
-      <w:proofErr w:type="spellEnd"/>
       <w:r>
         <w:rPr>
           <w:rFonts w:ascii="Times New Roman" w:eastAsia="Times New Roman" w:hAnsi="Times New Roman" w:cs="Times New Roman"/>
@@ -1277,31 +1209,7 @@
           <w:szCs w:val="24"/>
           <w:lang w:eastAsia="en-US"/>
         </w:rPr>
-        <w:t xml:space="preserve">Cloud &amp; </w:t>
-      </w:r>
-      <w:proofErr w:type="spellStart"/>
-      <w:r>
-        <w:rPr>
-          <w:rFonts w:ascii="Times New Roman" w:eastAsia="Times New Roman" w:hAnsi="Times New Roman" w:cs="Times New Roman"/>
-          <w:b/>
-          <w:bCs/>
-          <w:sz w:val="22"/>
-          <w:szCs w:val="24"/>
-          <w:lang w:eastAsia="en-US"/>
-        </w:rPr>
-        <w:t>DevOps</w:t>
-      </w:r>
-      <w:proofErr w:type="spellEnd"/>
-      <w:r>
-        <w:rPr>
-          <w:rFonts w:ascii="Times New Roman" w:eastAsia="Times New Roman" w:hAnsi="Times New Roman" w:cs="Times New Roman"/>
-          <w:b/>
-          <w:bCs/>
-          <w:sz w:val="22"/>
-          <w:szCs w:val="24"/>
-          <w:lang w:eastAsia="en-US"/>
-        </w:rPr>
-        <w:t>:</w:t>
+        <w:t>Cloud &amp; DevOps:</w:t>
       </w:r>
       <w:r>
         <w:rPr>
@@ -1361,21 +1269,8 @@
           <w:szCs w:val="24"/>
           <w:lang w:eastAsia="en-US"/>
         </w:rPr>
-        <w:t xml:space="preserve">Azure </w:t>
-      </w:r>
-      <w:proofErr w:type="spellStart"/>
-      <w:r>
-        <w:rPr>
-          <w:rFonts w:ascii="Times New Roman" w:eastAsia="Times New Roman" w:hAnsi="Times New Roman" w:cs="Times New Roman"/>
-          <w:b/>
-          <w:bCs/>
-          <w:sz w:val="22"/>
-          <w:szCs w:val="24"/>
-          <w:lang w:eastAsia="en-US"/>
-        </w:rPr>
-        <w:t>DevOps</w:t>
-      </w:r>
-      <w:proofErr w:type="spellEnd"/>
+        <w:t>Azure DevOps</w:t>
+      </w:r>
       <w:r>
         <w:rPr>
           <w:rFonts w:ascii="Times New Roman" w:eastAsia="Times New Roman" w:hAnsi="Times New Roman" w:cs="Times New Roman"/>
@@ -1445,7 +1340,6 @@
         </w:rPr>
         <w:t xml:space="preserve">, </w:t>
       </w:r>
-      <w:proofErr w:type="spellStart"/>
       <w:r>
         <w:rPr>
           <w:rFonts w:ascii="Times New Roman" w:eastAsia="Times New Roman" w:hAnsi="Times New Roman" w:cs="Times New Roman"/>
@@ -1457,7 +1351,26 @@
         </w:rPr>
         <w:t>Docker</w:t>
       </w:r>
-      <w:proofErr w:type="spellEnd"/>
+      <w:r>
+        <w:rPr>
+          <w:rFonts w:ascii="Times New Roman" w:eastAsia="Times New Roman" w:hAnsi="Times New Roman" w:cs="Times New Roman"/>
+          <w:sz w:val="22"/>
+          <w:szCs w:val="24"/>
+          <w:lang w:eastAsia="en-US"/>
+        </w:rPr>
+        <w:t xml:space="preserve">, Kubernetes basics, </w:t>
+      </w:r>
+      <w:r>
+        <w:rPr>
+          <w:rFonts w:ascii="Times New Roman" w:eastAsia="Times New Roman" w:hAnsi="Times New Roman" w:cs="Times New Roman"/>
+          <w:b/>
+          <w:bCs/>
+          <w:sz w:val="22"/>
+          <w:szCs w:val="24"/>
+          <w:lang w:eastAsia="en-US"/>
+        </w:rPr>
+        <w:t>GitHub Actions</w:t>
+      </w:r>
       <w:r>
         <w:rPr>
           <w:rFonts w:ascii="Times New Roman" w:eastAsia="Times New Roman" w:hAnsi="Times New Roman" w:cs="Times New Roman"/>
@@ -1467,49 +1380,36 @@
         </w:rPr>
         <w:t xml:space="preserve">, </w:t>
       </w:r>
-      <w:proofErr w:type="spellStart"/>
-      <w:r>
-        <w:rPr>
-          <w:rFonts w:ascii="Times New Roman" w:eastAsia="Times New Roman" w:hAnsi="Times New Roman" w:cs="Times New Roman"/>
-          <w:sz w:val="22"/>
-          <w:szCs w:val="24"/>
-          <w:lang w:eastAsia="en-US"/>
-        </w:rPr>
-        <w:t>Kubernetes</w:t>
-      </w:r>
-      <w:proofErr w:type="spellEnd"/>
-      <w:r>
-        <w:rPr>
-          <w:rFonts w:ascii="Times New Roman" w:eastAsia="Times New Roman" w:hAnsi="Times New Roman" w:cs="Times New Roman"/>
-          <w:sz w:val="22"/>
-          <w:szCs w:val="24"/>
-          <w:lang w:eastAsia="en-US"/>
-        </w:rPr>
-        <w:t xml:space="preserve"> basics, </w:t>
-      </w:r>
-      <w:proofErr w:type="spellStart"/>
-      <w:r>
-        <w:rPr>
-          <w:rFonts w:ascii="Times New Roman" w:eastAsia="Times New Roman" w:hAnsi="Times New Roman" w:cs="Times New Roman"/>
-          <w:b/>
-          <w:bCs/>
-          <w:sz w:val="22"/>
-          <w:szCs w:val="24"/>
-          <w:lang w:eastAsia="en-US"/>
-        </w:rPr>
-        <w:t>GitHub</w:t>
-      </w:r>
-      <w:proofErr w:type="spellEnd"/>
-      <w:r>
-        <w:rPr>
-          <w:rFonts w:ascii="Times New Roman" w:eastAsia="Times New Roman" w:hAnsi="Times New Roman" w:cs="Times New Roman"/>
-          <w:b/>
-          <w:bCs/>
-          <w:sz w:val="22"/>
-          <w:szCs w:val="24"/>
-          <w:lang w:eastAsia="en-US"/>
-        </w:rPr>
-        <w:t xml:space="preserve"> Actions</w:t>
+      <w:r>
+        <w:rPr>
+          <w:rFonts w:ascii="Times New Roman" w:eastAsia="Times New Roman" w:hAnsi="Times New Roman" w:cs="Times New Roman"/>
+          <w:b/>
+          <w:bCs/>
+          <w:sz w:val="22"/>
+          <w:szCs w:val="24"/>
+          <w:lang w:eastAsia="en-US"/>
+        </w:rPr>
+        <w:t>Jenkins</w:t>
+      </w:r>
+      <w:r>
+        <w:rPr>
+          <w:rFonts w:ascii="Times New Roman" w:eastAsia="Times New Roman" w:hAnsi="Times New Roman" w:cs="Times New Roman"/>
+          <w:sz w:val="22"/>
+          <w:szCs w:val="24"/>
+          <w:lang w:eastAsia="en-US"/>
+        </w:rPr>
+        <w:t xml:space="preserve">, CI/CD pipelines, </w:t>
+      </w:r>
+      <w:r>
+        <w:rPr>
+          <w:rFonts w:ascii="Times New Roman" w:eastAsia="Times New Roman" w:hAnsi="Times New Roman" w:cs="Times New Roman"/>
+          <w:b/>
+          <w:bCs/>
+          <w:sz w:val="22"/>
+          <w:szCs w:val="24"/>
+          <w:lang w:eastAsia="en-US"/>
+        </w:rPr>
+        <w:t>IIS</w:t>
       </w:r>
       <w:r>
         <w:rPr>
@@ -1529,50 +1429,8 @@
           <w:szCs w:val="24"/>
           <w:lang w:eastAsia="en-US"/>
         </w:rPr>
-        <w:t>Jenkins</w:t>
-      </w:r>
-      <w:r>
-        <w:rPr>
-          <w:rFonts w:ascii="Times New Roman" w:eastAsia="Times New Roman" w:hAnsi="Times New Roman" w:cs="Times New Roman"/>
-          <w:sz w:val="22"/>
-          <w:szCs w:val="24"/>
-          <w:lang w:eastAsia="en-US"/>
-        </w:rPr>
-        <w:t xml:space="preserve">, CI/CD pipelines, </w:t>
-      </w:r>
-      <w:r>
-        <w:rPr>
-          <w:rFonts w:ascii="Times New Roman" w:eastAsia="Times New Roman" w:hAnsi="Times New Roman" w:cs="Times New Roman"/>
-          <w:b/>
-          <w:bCs/>
-          <w:sz w:val="22"/>
-          <w:szCs w:val="24"/>
-          <w:lang w:eastAsia="en-US"/>
-        </w:rPr>
-        <w:t>IIS</w:t>
-      </w:r>
-      <w:r>
-        <w:rPr>
-          <w:rFonts w:ascii="Times New Roman" w:eastAsia="Times New Roman" w:hAnsi="Times New Roman" w:cs="Times New Roman"/>
-          <w:sz w:val="22"/>
-          <w:szCs w:val="24"/>
-          <w:lang w:eastAsia="en-US"/>
-        </w:rPr>
-        <w:t xml:space="preserve">, </w:t>
-      </w:r>
-      <w:proofErr w:type="spellStart"/>
-      <w:r>
-        <w:rPr>
-          <w:rFonts w:ascii="Times New Roman" w:eastAsia="Times New Roman" w:hAnsi="Times New Roman" w:cs="Times New Roman"/>
-          <w:b/>
-          <w:bCs/>
-          <w:sz w:val="22"/>
-          <w:szCs w:val="24"/>
-          <w:lang w:eastAsia="en-US"/>
-        </w:rPr>
         <w:t>Nginx</w:t>
       </w:r>
-      <w:proofErr w:type="spellEnd"/>
       <w:r>
         <w:rPr>
           <w:rFonts w:ascii="Times New Roman" w:eastAsia="Times New Roman" w:hAnsi="Times New Roman" w:cs="Times New Roman"/>
@@ -1599,29 +1457,16 @@
           <w:lang w:eastAsia="en-US"/>
         </w:rPr>
       </w:pPr>
-      <w:proofErr w:type="spellStart"/>
-      <w:r>
-        <w:rPr>
-          <w:rFonts w:ascii="Times New Roman" w:eastAsia="Times New Roman" w:hAnsi="Times New Roman" w:cs="Times New Roman"/>
-          <w:b/>
-          <w:bCs/>
-          <w:sz w:val="22"/>
-          <w:szCs w:val="24"/>
-          <w:lang w:eastAsia="en-US"/>
-        </w:rPr>
-        <w:t>Observability</w:t>
-      </w:r>
-      <w:proofErr w:type="spellEnd"/>
-      <w:r>
-        <w:rPr>
-          <w:rFonts w:ascii="Times New Roman" w:eastAsia="Times New Roman" w:hAnsi="Times New Roman" w:cs="Times New Roman"/>
-          <w:b/>
-          <w:bCs/>
-          <w:sz w:val="22"/>
-          <w:szCs w:val="24"/>
-          <w:lang w:eastAsia="en-US"/>
-        </w:rPr>
-        <w:t xml:space="preserve"> / Quality / Security:</w:t>
+      <w:r>
+        <w:rPr>
+          <w:rFonts w:ascii="Times New Roman" w:eastAsia="Times New Roman" w:hAnsi="Times New Roman" w:cs="Times New Roman"/>
+          <w:b/>
+          <w:bCs/>
+          <w:sz w:val="22"/>
+          <w:szCs w:val="24"/>
+          <w:lang w:eastAsia="en-US"/>
+        </w:rPr>
+        <w:t>Observability / Quality / Security:</w:t>
       </w:r>
       <w:r>
         <w:rPr>
@@ -2507,7 +2352,6 @@
         </w:rPr>
         <w:t xml:space="preserve">Strengthened release processes by improving </w:t>
       </w:r>
-      <w:proofErr w:type="spellStart"/>
       <w:r>
         <w:rPr>
           <w:rFonts w:ascii="Times New Roman" w:eastAsia="Times New Roman" w:hAnsi="Times New Roman" w:cs="Times New Roman"/>
@@ -2519,7 +2363,6 @@
         </w:rPr>
         <w:t>Docker</w:t>
       </w:r>
-      <w:proofErr w:type="spellEnd"/>
       <w:r>
         <w:rPr>
           <w:rFonts w:ascii="Times New Roman" w:eastAsia="Times New Roman" w:hAnsi="Times New Roman" w:cs="Times New Roman"/>
@@ -3303,7 +3146,6 @@
         </w:rPr>
         <w:t xml:space="preserve">Helped standardize containerized workflows with </w:t>
       </w:r>
-      <w:proofErr w:type="spellStart"/>
       <w:r>
         <w:rPr>
           <w:rFonts w:ascii="Times New Roman" w:eastAsia="Times New Roman" w:hAnsi="Times New Roman" w:cs="Times New Roman"/>
@@ -3315,7 +3157,6 @@
         </w:rPr>
         <w:t>Docker</w:t>
       </w:r>
-      <w:proofErr w:type="spellEnd"/>
       <w:r>
         <w:rPr>
           <w:rFonts w:ascii="Times New Roman" w:eastAsia="Times New Roman" w:hAnsi="Times New Roman" w:cs="Times New Roman"/>
@@ -3407,7 +3248,7 @@
           <w:sz w:val="22"/>
           <w:szCs w:val="28"/>
         </w:rPr>
-        <w:t>Sept</w:t>
+        <w:t>Sep</w:t>
       </w:r>
       <w:r>
         <w:rPr>
@@ -7761,7 +7602,6 @@
       <w:jc w:val="both"/>
     </w:pPr>
     <w:tblPr>
-      <w:tblInd w:w="0" w:type="dxa"/>
       <w:tblBorders>
         <w:top w:val="single" w:sz="4" w:space="0" w:color="auto"/>
         <w:left w:val="single" w:sz="4" w:space="0" w:color="auto"/>
@@ -7770,12 +7610,6 @@
         <w:insideH w:val="single" w:sz="4" w:space="0" w:color="auto"/>
         <w:insideV w:val="single" w:sz="4" w:space="0" w:color="auto"/>
       </w:tblBorders>
-      <w:tblCellMar>
-        <w:top w:w="0" w:type="dxa"/>
-        <w:left w:w="108" w:type="dxa"/>
-        <w:bottom w:w="0" w:type="dxa"/>
-        <w:right w:w="108" w:type="dxa"/>
-      </w:tblCellMar>
     </w:tblPr>
   </w:style>
   <w:style w:type="character" w:customStyle="1" w:styleId="NormalWebChar">
@@ -8046,7 +7880,6 @@
       <w:jc w:val="both"/>
     </w:pPr>
     <w:tblPr>
-      <w:tblInd w:w="0" w:type="dxa"/>
       <w:tblBorders>
         <w:top w:val="single" w:sz="4" w:space="0" w:color="auto"/>
         <w:left w:val="single" w:sz="4" w:space="0" w:color="auto"/>
@@ -8055,12 +7888,6 @@
         <w:insideH w:val="single" w:sz="4" w:space="0" w:color="auto"/>
         <w:insideV w:val="single" w:sz="4" w:space="0" w:color="auto"/>
       </w:tblBorders>
-      <w:tblCellMar>
-        <w:top w:w="0" w:type="dxa"/>
-        <w:left w:w="108" w:type="dxa"/>
-        <w:bottom w:w="0" w:type="dxa"/>
-        <w:right w:w="108" w:type="dxa"/>
-      </w:tblCellMar>
     </w:tblPr>
   </w:style>
   <w:style w:type="character" w:customStyle="1" w:styleId="NormalWebChar">
@@ -8348,7 +8175,7 @@
 </file>
 
 <file path=customXml/itemProps1.xml><?xml version="1.0" encoding="utf-8"?>
-<ds:datastoreItem xmlns:ds="http://schemas.openxmlformats.org/officeDocument/2006/customXml" ds:itemID="{158CD2E4-FA65-42CD-9DD4-5F5FA50011C1}">
+<ds:datastoreItem xmlns:ds="http://schemas.openxmlformats.org/officeDocument/2006/customXml" ds:itemID="{CBB0A20D-1CE4-456E-BA5F-EE9D41B31DB5}">
   <ds:schemaRefs>
     <ds:schemaRef ds:uri="http://schemas.openxmlformats.org/officeDocument/2006/bibliography"/>
   </ds:schemaRefs>

--- a/Gabriel/.Net Vue/GABRIEL POPA.docx
+++ b/Gabriel/.Net Vue/GABRIEL POPA.docx
@@ -195,8 +195,6 @@
         </w:rPr>
         <w:t>, Romania | +40 764309991 | gabrielpdev@outlook.com | https://www.linkedin.com/in/gabriel-popa-12890b414/</w:t>
       </w:r>
-      <w:bookmarkStart w:id="0" w:name="_GoBack"/>
-      <w:bookmarkEnd w:id="0"/>
     </w:p>
     <w:p>
       <w:pPr>
@@ -1862,8 +1860,10 @@
           <w:sz w:val="22"/>
           <w:szCs w:val="28"/>
         </w:rPr>
-        <w:t xml:space="preserve">2024 – </w:t>
-      </w:r>
+        <w:t xml:space="preserve"> </w:t>
+      </w:r>
+      <w:bookmarkStart w:id="0" w:name="_GoBack"/>
+      <w:bookmarkEnd w:id="0"/>
       <w:r>
         <w:rPr>
           <w:rFonts w:asciiTheme="majorBidi" w:hAnsiTheme="majorBidi" w:cstheme="majorBidi"/>
@@ -1871,7 +1871,43 @@
           <w:sz w:val="22"/>
           <w:szCs w:val="28"/>
         </w:rPr>
-        <w:t>Dec 2025)</w:t>
+        <w:t xml:space="preserve">2024 – </w:t>
+      </w:r>
+      <w:r>
+        <w:rPr>
+          <w:rFonts w:asciiTheme="majorBidi" w:hAnsiTheme="majorBidi" w:cstheme="majorBidi"/>
+          <w:i/>
+          <w:sz w:val="22"/>
+          <w:szCs w:val="28"/>
+        </w:rPr>
+        <w:t>May</w:t>
+      </w:r>
+      <w:r>
+        <w:rPr>
+          <w:rFonts w:asciiTheme="majorBidi" w:hAnsiTheme="majorBidi" w:cstheme="majorBidi"/>
+          <w:i/>
+          <w:sz w:val="22"/>
+          <w:szCs w:val="28"/>
+        </w:rPr>
+        <w:t xml:space="preserve"> 202</w:t>
+      </w:r>
+      <w:r>
+        <w:rPr>
+          <w:rFonts w:asciiTheme="majorBidi" w:hAnsiTheme="majorBidi" w:cstheme="majorBidi"/>
+          <w:i/>
+          <w:sz w:val="22"/>
+          <w:szCs w:val="28"/>
+        </w:rPr>
+        <w:t>6</w:t>
+      </w:r>
+      <w:r>
+        <w:rPr>
+          <w:rFonts w:asciiTheme="majorBidi" w:hAnsiTheme="majorBidi" w:cstheme="majorBidi"/>
+          <w:i/>
+          <w:sz w:val="22"/>
+          <w:szCs w:val="28"/>
+        </w:rPr>
+        <w:t>)</w:t>
       </w:r>
     </w:p>
     <w:p>
@@ -8175,7 +8211,7 @@
 </file>
 
 <file path=customXml/itemProps1.xml><?xml version="1.0" encoding="utf-8"?>
-<ds:datastoreItem xmlns:ds="http://schemas.openxmlformats.org/officeDocument/2006/customXml" ds:itemID="{CBB0A20D-1CE4-456E-BA5F-EE9D41B31DB5}">
+<ds:datastoreItem xmlns:ds="http://schemas.openxmlformats.org/officeDocument/2006/customXml" ds:itemID="{5AE73827-B776-41FF-B3EE-020DD4C8FF82}">
   <ds:schemaRefs>
     <ds:schemaRef ds:uri="http://schemas.openxmlformats.org/officeDocument/2006/bibliography"/>
   </ds:schemaRefs>
